--- a/practice/5_sqlite/hw5.1.docx
+++ b/practice/5_sqlite/hw5.1.docx
@@ -1831,51 +1831,7 @@
           <w:sz w:val="24"/>
           <w:szCs w:val="24"/>
         </w:rPr>
-        <w:t xml:space="preserve">'. And show that you </w:t>
-      </w:r>
-      <w:proofErr w:type="gramStart"/>
-      <w:r>
-        <w:rPr>
-          <w:rFonts w:ascii="Arial" w:hAnsi="Arial"/>
-          <w:b/>
-          <w:bCs/>
-          <w:sz w:val="24"/>
-          <w:szCs w:val="24"/>
-        </w:rPr>
-        <w:t>are able to</w:t>
-      </w:r>
-      <w:proofErr w:type="gramEnd"/>
-      <w:r>
-        <w:rPr>
-          <w:rFonts w:ascii="Arial" w:hAnsi="Arial"/>
-          <w:b/>
-          <w:bCs/>
-          <w:sz w:val="24"/>
-          <w:szCs w:val="24"/>
-        </w:rPr>
-        <w:t xml:space="preserve"> visit the </w:t>
-      </w:r>
-      <w:proofErr w:type="spellStart"/>
-      <w:r>
-        <w:rPr>
-          <w:rFonts w:ascii="Arial" w:hAnsi="Arial"/>
-          <w:b/>
-          <w:bCs/>
-          <w:sz w:val="24"/>
-          <w:szCs w:val="24"/>
-        </w:rPr>
-        <w:t>sqlite</w:t>
-      </w:r>
-      <w:proofErr w:type="spellEnd"/>
-      <w:r>
-        <w:rPr>
-          <w:rFonts w:ascii="Arial" w:hAnsi="Arial"/>
-          <w:b/>
-          <w:bCs/>
-          <w:sz w:val="24"/>
-          <w:szCs w:val="24"/>
-        </w:rPr>
-        <w:t>-web portal from your mobile phone.</w:t>
+        <w:t xml:space="preserve">'. </w:t>
       </w:r>
     </w:p>
     <w:p>
@@ -4593,31 +4549,18 @@
           <w:sz w:val="24"/>
           <w:szCs w:val="24"/>
         </w:rPr>
-        <w:t>flight_tab</w:t>
+        <w:t>flight_tabWHERE</w:t>
       </w:r>
       <w:proofErr w:type="spellEnd"/>
-    </w:p>
-    <w:p>
-      <w:pPr>
-        <w:pStyle w:val="BodyText"/>
-        <w:spacing w:before="180" w:after="180"/>
-        <w:rPr>
-          <w:rFonts w:ascii="Arial" w:hAnsi="Arial"/>
-          <w:b/>
-          <w:bCs/>
-          <w:sz w:val="24"/>
-          <w:szCs w:val="24"/>
-        </w:rPr>
-      </w:pPr>
-      <w:r>
-        <w:rPr>
-          <w:rFonts w:ascii="Arial" w:hAnsi="Arial"/>
-          <w:b/>
-          <w:bCs/>
-          <w:sz w:val="24"/>
-          <w:szCs w:val="24"/>
-        </w:rPr>
-        <w:t xml:space="preserve">WHERE </w:t>
+      <w:r>
+        <w:rPr>
+          <w:rFonts w:ascii="Arial" w:hAnsi="Arial"/>
+          <w:b/>
+          <w:bCs/>
+          <w:sz w:val="24"/>
+          <w:szCs w:val="24"/>
+        </w:rPr>
+        <w:t xml:space="preserve"> </w:t>
       </w:r>
       <w:proofErr w:type="gramStart"/>
       <w:r>
